--- a/PES_Attendance_Feature_Guide.docx
+++ b/PES_Attendance_Feature_Guide.docx
@@ -1887,6 +1887,23 @@
     </w:p>
     <w:p>
       <w:pPr>
+        <w:pStyle w:val="ListParagraph"/>
+        <w:numPr>
+          <w:ilvl w:val="0"/>
+          <w:numId w:val="2"/>
+        </w:numPr>
+        <w:spacing w:after="80" w:line="276"/>
+      </w:pPr>
+      <w:r>
+        <w:rPr>
+          <w:sz w:val="22"/>
+          <w:szCs w:val="22"/>
+        </w:rPr>
+        <w:t xml:space="preserve">Since 19 September 2026 there is one register, whoever marks it. A mark made on the department admin's page appears on the lecturer's sheet for the same class and the other way round, and both pages refresh when the other saves.</w:t>
+      </w:r>
+    </w:p>
+    <w:p>
+      <w:pPr>
         <w:spacing w:after="140"/>
       </w:pPr>
     </w:p>
@@ -2189,7 +2206,7 @@
                 <w:sz w:val="20"/>
                 <w:szCs w:val="20"/>
               </w:rPr>
-              <w:t xml:space="preserve">Mark attendance by hand, and read department attendance reports.</w:t>
+              <w:t xml:space="preserve">Mark attendance by hand for their department's courses, and read department attendance reports. They mark the same register the lecturer does.</w:t>
             </w:r>
           </w:p>
         </w:tc>
@@ -2237,7 +2254,7 @@
                 <w:sz w:val="20"/>
                 <w:szCs w:val="20"/>
               </w:rPr>
-              <w:t xml:space="preserve">Does not see student attendance at all. Attendance belongs to the department.</w:t>
+              <w:t xml:space="preserve">Sees and marks attendance across the whole faculty. The faculty keeps the first-year registers itself, because first-year courses are common to every department and are taught before students are divided into departments.</w:t>
             </w:r>
           </w:p>
         </w:tc>
@@ -2273,7 +2290,7 @@
           <w:sz w:val="22"/>
           <w:szCs w:val="22"/>
         </w:rPr>
-        <w:t xml:space="preserve">Three new tables were added. The existing attendance table did not change, except for one new column.</w:t>
+        <w:t xml:space="preserve">Four new tables were added. The existing attendance table did not change, except for one new column.</w:t>
       </w:r>
     </w:p>
     <w:p>
@@ -3169,7 +3186,7 @@
           <w:sz w:val="22"/>
           <w:szCs w:val="22"/>
         </w:rPr>
-        <w:t xml:space="preserve">This is still the official record, and the 80% rule and the medical certificate workflow read from it exactly as before. One column was added: method, which is either manual or qr.</w:t>
+        <w:t xml:space="preserve">This is still the official record, and the 80% rule and the medical certificate workflow read from it. One column was added: method, which is either manual or qr. Every row also carries the course offering (the delivery of a course to one batch in one year), and a percentage is counted per offering, so a student repeating a course has a separate register for each attempt.</w:t>
       </w:r>
     </w:p>
     <w:p>
